--- a/Tố cáo/03-TC_CauHinh.docx
+++ b/Tố cáo/03-TC_CauHinh.docx
@@ -4,9 +4,7 @@
   <w:body>
     <w:p>
       <w:pPr>
-        <w:keepNext/>
         <w:jc w:val="center"/>
-        <w:outlineLvl w:val="0"/>
         <w:rPr>
           <w:b/>
           <w:bCs/>
@@ -52,12 +50,15 @@
       </w:pPr>
       <w:r>
         <w:rPr>
+          <w:b/>
+          <w:bCs/>
           <w:noProof/>
+          <w:color w:val="000000"/>
         </w:rPr>
         <mc:AlternateContent>
           <mc:Choice Requires="wps">
             <w:drawing>
-              <wp:anchor distT="0" distB="0" distL="114300" distR="114300" simplePos="0" relativeHeight="251658240" behindDoc="0" locked="0" layoutInCell="1" allowOverlap="1" wp14:anchorId="733CDDEA" wp14:editId="09852216">
+              <wp:anchor distT="0" distB="0" distL="114300" distR="114300" simplePos="0" relativeHeight="251659264" behindDoc="0" locked="0" layoutInCell="1" allowOverlap="1" wp14:anchorId="3046F7CD" wp14:editId="2D9D4393">
                 <wp:simplePos x="0" y="0"/>
                 <wp:positionH relativeFrom="column">
                   <wp:posOffset>2341245</wp:posOffset>
@@ -66,9 +67,9 @@
                   <wp:posOffset>12700</wp:posOffset>
                 </wp:positionV>
                 <wp:extent cx="692150" cy="0"/>
-                <wp:effectExtent l="0" t="0" r="31750" b="19050"/>
+                <wp:effectExtent l="7620" t="7620" r="5080" b="11430"/>
                 <wp:wrapNone/>
-                <wp:docPr id="1" name="Straight Connector 1"/>
+                <wp:docPr id="802625539" name="Straight Connector 1"/>
                 <wp:cNvGraphicFramePr>
                   <a:graphicFrameLocks xmlns:a="http://schemas.openxmlformats.org/drawingml/2006/main"/>
                 </wp:cNvGraphicFramePr>
@@ -118,7 +119,7 @@
           </mc:Choice>
           <mc:Fallback>
             <w:pict>
-              <v:line w14:anchorId="3FB4318C" id="Straight Connector 1" o:spid="_x0000_s1026" style="position:absolute;z-index:251658240;visibility:visible;mso-wrap-style:square;mso-width-percent:0;mso-height-percent:0;mso-wrap-distance-left:9pt;mso-wrap-distance-top:0;mso-wrap-distance-right:9pt;mso-wrap-distance-bottom:0;mso-position-horizontal:absolute;mso-position-horizontal-relative:text;mso-position-vertical:absolute;mso-position-vertical-relative:text;mso-width-percent:0;mso-height-percent:0;mso-width-relative:page;mso-height-relative:page" from="184.35pt,1pt" to="238.85pt,1pt" o:gfxdata="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"/>
+              <v:line w14:anchorId="35F3844A" id="Straight Connector 1" o:spid="_x0000_s1026" style="position:absolute;z-index:251659264;visibility:visible;mso-wrap-style:square;mso-width-percent:0;mso-height-percent:0;mso-wrap-distance-left:9pt;mso-wrap-distance-top:0;mso-wrap-distance-right:9pt;mso-wrap-distance-bottom:0;mso-position-horizontal:absolute;mso-position-horizontal-relative:text;mso-position-vertical:absolute;mso-position-vertical-relative:text;mso-width-percent:0;mso-height-percent:0;mso-width-relative:page;mso-height-relative:page" from="184.35pt,1pt" to="238.85pt,1pt" o:gfxdata="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"/>
             </w:pict>
           </mc:Fallback>
         </mc:AlternateContent>
@@ -128,32 +129,52 @@
       <w:pPr>
         <w:ind w:firstLine="562"/>
         <w:rPr>
+          <w:color w:val="000000"/>
+          <w:lang w:val="vi-VN"/>
+        </w:rPr>
+      </w:pPr>
+      <w:r>
+        <w:rPr>
           <w:b/>
           <w:bCs/>
-          <w:i/>
-          <w:iCs/>
-          <w:color w:val="000000"/>
+          <w:color w:val="000000"/>
+        </w:rPr>
+        <w:t xml:space="preserve">        </w:t>
+      </w:r>
+      <w:r>
+        <w:rPr>
+          <w:color w:val="000000"/>
+        </w:rPr>
+        <w:t xml:space="preserve">          Kính gửi: </w:t>
+      </w:r>
+      <w:r>
+        <w:rPr>
+          <w:color w:val="000000"/>
+          <w:lang w:val="vi-VN"/>
+        </w:rPr>
+        <w:t>[[HoTenNguoiTC]]</w:t>
+      </w:r>
+    </w:p>
+    <w:p>
+      <w:pPr>
+        <w:spacing w:before="120"/>
+        <w:rPr>
+          <w:color w:val="000000"/>
+          <w:lang w:val="vi-VN"/>
         </w:rPr>
       </w:pPr>
       <w:r>
         <w:rPr>
-          <w:b/>
-          <w:bCs/>
-          <w:i/>
-          <w:iCs/>
-          <w:color w:val="000000"/>
-        </w:rPr>
-        <w:t xml:space="preserve">     </w:t>
-      </w:r>
-      <w:r>
-        <w:rPr>
-          <w:b/>
-          <w:bCs/>
-          <w:i/>
-          <w:iCs/>
-          <w:color w:val="000000"/>
-        </w:rPr>
-        <w:tab/>
+          <w:color w:val="000000"/>
+        </w:rPr>
+        <w:t xml:space="preserve">                          Đơn vị (địa chỉ): </w:t>
+      </w:r>
+      <w:r>
+        <w:rPr>
+          <w:color w:val="000000"/>
+          <w:lang w:val="vi-VN"/>
+        </w:rPr>
+        <w:t>[[DiaChi]]</w:t>
       </w:r>
     </w:p>
     <w:p>
@@ -164,31 +185,67 @@
           <w:lang w:val="vi-VN"/>
         </w:rPr>
       </w:pPr>
-      <w:r>
-        <w:rPr>
-          <w:b/>
+    </w:p>
+    <w:p>
+      <w:pPr>
+        <w:ind w:right="-144" w:firstLine="720"/>
+        <w:rPr>
           <w:bCs/>
           <w:color w:val="000000"/>
-        </w:rPr>
-        <w:t xml:space="preserve">        </w:t>
-      </w:r>
-      <w:r>
-        <w:rPr>
-          <w:color w:val="000000"/>
-        </w:rPr>
-        <w:t xml:space="preserve">          Kính gửi: </w:t>
-      </w:r>
-      <w:r>
-        <w:rPr>
-          <w:color w:val="000000"/>
-          <w:lang w:val="vi-VN"/>
-        </w:rPr>
-        <w:t>[[HoTenNguoiTC]]</w:t>
+          <w:sz w:val="26"/>
+          <w:szCs w:val="26"/>
+          <w:lang w:val="vi-VN"/>
+        </w:rPr>
+      </w:pPr>
+      <w:r>
+        <w:rPr>
+          <w:color w:val="000000"/>
+          <w:lang w:val="vi-VN"/>
+        </w:rPr>
+        <w:t>Ngày</w:t>
+      </w:r>
+      <w:r>
+        <w:rPr>
+          <w:color w:val="000000"/>
+          <w:lang w:val="vi-VN"/>
+        </w:rPr>
+        <w:t xml:space="preserve"> [[Ngay]]</w:t>
+      </w:r>
+      <w:r>
+        <w:rPr>
+          <w:color w:val="000000"/>
+          <w:lang w:val="vi-VN"/>
+        </w:rPr>
+        <w:t xml:space="preserve">, </w:t>
+      </w:r>
+      <w:r>
+        <w:rPr>
+          <w:color w:val="000000"/>
+          <w:sz w:val="26"/>
+          <w:szCs w:val="26"/>
+          <w:lang w:val="vi-VN"/>
+        </w:rPr>
+        <w:t>[[DVThucHien]]</w:t>
+      </w:r>
+      <w:r>
+        <w:rPr>
+          <w:color w:val="000000"/>
+          <w:lang w:val="vi-VN"/>
+        </w:rPr>
+        <w:t xml:space="preserve"> đã nhận được đơn của đồng chí (hoặc ông/bà) tố cáo </w:t>
+      </w:r>
+      <w:r>
+        <w:rPr>
+          <w:color w:val="000000"/>
+          <w:lang w:val="vi-VN"/>
+        </w:rPr>
+        <w:t>[[TTNguoiBiTC]]</w:t>
       </w:r>
     </w:p>
     <w:p>
       <w:pPr>
         <w:spacing w:before="120"/>
+        <w:ind w:firstLine="720"/>
         <w:rPr>
           <w:color w:val="000000"/>
           <w:lang w:val="vi-VN"/>
@@ -197,59 +254,9 @@
       <w:r>
         <w:rPr>
           <w:color w:val="000000"/>
-        </w:rPr>
-        <w:t xml:space="preserve">                          Đơn vị (địa chỉ): </w:t>
-      </w:r>
-      <w:r>
-        <w:rPr>
-          <w:color w:val="000000"/>
-          <w:lang w:val="vi-VN"/>
-        </w:rPr>
-        <w:t>[[DiaChi]]</w:t>
-      </w:r>
-    </w:p>
-    <w:p>
-      <w:pPr>
-        <w:ind w:firstLine="562"/>
-        <w:rPr>
-          <w:color w:val="000000"/>
-          <w:lang w:val="vi-VN"/>
-        </w:rPr>
-      </w:pPr>
-    </w:p>
-    <w:p>
-      <w:pPr>
-        <w:ind w:right="-144"/>
-        <w:rPr>
-          <w:bCs/>
-          <w:color w:val="000000"/>
-          <w:sz w:val="26"/>
-          <w:szCs w:val="26"/>
-          <w:lang w:val="vi-VN"/>
-        </w:rPr>
-      </w:pPr>
-      <w:r>
-        <w:rPr>
-          <w:color w:val="000000"/>
-          <w:lang w:val="vi-VN"/>
-        </w:rPr>
-        <w:t xml:space="preserve">Ngày [[Ngay]], </w:t>
-      </w:r>
-      <w:r>
-        <w:rPr>
-          <w:color w:val="000000"/>
-          <w:sz w:val="26"/>
-          <w:szCs w:val="26"/>
-          <w:lang w:val="vi-VN"/>
-        </w:rPr>
-        <w:t>[[DVThucHien]]</w:t>
-      </w:r>
-      <w:r>
-        <w:rPr>
-          <w:color w:val="000000"/>
-          <w:lang w:val="vi-VN"/>
-        </w:rPr>
-        <w:t xml:space="preserve"> đã nhận được đơn của đồng chí (hoặc ông/bà) tố cáo [[TTNguoiBiTC]]</w:t>
+          <w:lang w:val="vi-VN"/>
+        </w:rPr>
+        <w:t xml:space="preserve">Nội dung đơn: </w:t>
       </w:r>
     </w:p>
     <w:p>
@@ -257,6 +264,7 @@
         <w:spacing w:before="120"/>
         <w:rPr>
           <w:color w:val="000000"/>
+          <w:vertAlign w:val="superscript"/>
           <w:lang w:val="vi-VN"/>
         </w:rPr>
       </w:pPr>
@@ -265,15 +273,15 @@
           <w:color w:val="000000"/>
           <w:lang w:val="vi-VN"/>
         </w:rPr>
-        <w:t xml:space="preserve">Nội dung đơn: </w:t>
+        <w:t>[[NoiDungDon]]</w:t>
       </w:r>
     </w:p>
     <w:p>
       <w:pPr>
         <w:spacing w:before="120"/>
-        <w:rPr>
-          <w:color w:val="000000"/>
-          <w:vertAlign w:val="superscript"/>
+        <w:ind w:firstLine="720"/>
+        <w:rPr>
+          <w:color w:val="000000"/>
           <w:lang w:val="vi-VN"/>
         </w:rPr>
       </w:pPr>
@@ -282,91 +290,111 @@
           <w:color w:val="000000"/>
           <w:lang w:val="vi-VN"/>
         </w:rPr>
-        <w:t>[[NoiDungDon]]</w:t>
+        <w:t xml:space="preserve">Sau khi xem xét, căn cứ quy định của pháp luật về tố cáo, nội dung </w:t>
+      </w:r>
+      <w:r>
+        <w:rPr>
+          <w:color w:val="000000"/>
+        </w:rPr>
+        <w:t>tố cáo của đồng chí</w:t>
+      </w:r>
+      <w:bookmarkStart w:id="0" w:name="_GoBack"/>
+      <w:bookmarkEnd w:id="0"/>
+      <w:r>
+        <w:rPr>
+          <w:color w:val="000000"/>
+          <w:lang w:val="vi-VN"/>
+        </w:rPr>
+        <w:t xml:space="preserve"> (hoặc ông/bà) thuộc thẩm quyền giải quyết của </w:t>
+      </w:r>
+      <w:r>
+        <w:rPr>
+          <w:color w:val="000000"/>
+          <w:lang w:val="vi-VN"/>
+        </w:rPr>
+        <w:t>[[TenCQCoThamQuyen]]</w:t>
+      </w:r>
+      <w:r>
+        <w:rPr>
+          <w:color w:val="000000"/>
+          <w:lang w:val="vi-VN"/>
+        </w:rPr>
+        <w:t xml:space="preserve">, </w:t>
+      </w:r>
+      <w:r>
+        <w:rPr>
+          <w:color w:val="000000"/>
+          <w:sz w:val="26"/>
+          <w:szCs w:val="26"/>
+          <w:lang w:val="vi-VN"/>
+        </w:rPr>
+        <w:t>[[DVThucHien]]</w:t>
+      </w:r>
+      <w:r>
+        <w:rPr>
+          <w:color w:val="000000"/>
+          <w:sz w:val="26"/>
+          <w:szCs w:val="26"/>
+          <w:lang w:val="vi-VN"/>
+        </w:rPr>
+        <w:t xml:space="preserve"> </w:t>
+      </w:r>
+      <w:r>
+        <w:rPr>
+          <w:color w:val="000000"/>
+          <w:lang w:val="vi-VN"/>
+        </w:rPr>
+        <w:t xml:space="preserve">đã chuyển đơn tố cáo nêu trên đến </w:t>
+      </w:r>
+      <w:r>
+        <w:rPr>
+          <w:color w:val="000000"/>
+          <w:lang w:val="vi-VN"/>
+        </w:rPr>
+        <w:t>[[TenCQCoThamQuyen]]</w:t>
+      </w:r>
+      <w:r>
+        <w:rPr>
+          <w:color w:val="000000"/>
+          <w:lang w:val="vi-VN"/>
+        </w:rPr>
+        <w:t xml:space="preserve"> để giải quyết theo quy định của pháp luật.</w:t>
       </w:r>
     </w:p>
     <w:p>
       <w:pPr>
-        <w:spacing w:before="120"/>
-        <w:rPr>
-          <w:color w:val="000000"/>
-          <w:lang w:val="vi-VN"/>
-        </w:rPr>
-      </w:pPr>
-      <w:r>
-        <w:rPr>
-          <w:color w:val="000000"/>
-          <w:lang w:val="vi-VN"/>
-        </w:rPr>
-        <w:t>Sau khi xem xét, căn cứ quy định của pháp luật về tố cáo, nội dung tố cáo</w:t>
-      </w:r>
-      <w:r>
-        <w:rPr>
-          <w:i/>
-          <w:iCs/>
-          <w:color w:val="000000"/>
-          <w:lang w:val="vi-VN"/>
-        </w:rPr>
-        <w:t xml:space="preserve"> </w:t>
-      </w:r>
-      <w:r>
-        <w:rPr>
-          <w:color w:val="000000"/>
-          <w:lang w:val="vi-VN"/>
-        </w:rPr>
-        <w:t xml:space="preserve">của đồng chí (hoặc ông/bà) thuộc thẩm quyền giải quyết của [[TenCQCoThamQuyen]], </w:t>
-      </w:r>
-      <w:r>
-        <w:rPr>
+        <w:rPr>
+          <w:bCs/>
           <w:color w:val="000000"/>
           <w:sz w:val="26"/>
           <w:szCs w:val="26"/>
           <w:lang w:val="vi-VN"/>
         </w:rPr>
-        <w:t xml:space="preserve">[[DVThucHien]] </w:t>
-      </w:r>
-      <w:r>
-        <w:rPr>
-          <w:color w:val="000000"/>
-          <w:lang w:val="vi-VN"/>
-        </w:rPr>
-        <w:t>đã chuyển đơn tố cáo nêu trên đến [[TenCQCoThamQuyen]] để giải quyết theo quy định của pháp luật.</w:t>
-      </w:r>
-    </w:p>
-    <w:p>
-      <w:pPr>
-        <w:rPr>
-          <w:bCs/>
+      </w:pPr>
+      <w:r>
+        <w:rPr>
+          <w:color w:val="000000"/>
+          <w:lang w:val="vi-VN"/>
+        </w:rPr>
+        <w:t xml:space="preserve">Vậy </w:t>
+      </w:r>
+      <w:r>
+        <w:rPr>
           <w:color w:val="000000"/>
           <w:sz w:val="26"/>
           <w:szCs w:val="26"/>
           <w:lang w:val="vi-VN"/>
         </w:rPr>
-      </w:pPr>
-      <w:r>
-        <w:rPr>
-          <w:color w:val="000000"/>
-          <w:lang w:val="vi-VN"/>
-        </w:rPr>
-        <w:t xml:space="preserve">Vậy </w:t>
-      </w:r>
-      <w:r>
-        <w:rPr>
+        <w:t>[[DVThucHien]]</w:t>
+      </w:r>
+      <w:r>
+        <w:rPr>
+          <w:bCs/>
           <w:color w:val="000000"/>
           <w:sz w:val="26"/>
           <w:szCs w:val="26"/>
           <w:lang w:val="vi-VN"/>
         </w:rPr>
-        <w:t>[[DVThucHien]]</w:t>
-      </w:r>
-      <w:r>
-        <w:rPr>
-          <w:bCs/>
-          <w:color w:val="000000"/>
-          <w:sz w:val="26"/>
-          <w:szCs w:val="26"/>
-          <w:lang w:val="vi-VN"/>
-        </w:rPr>
         <w:t xml:space="preserve"> </w:t>
       </w:r>
       <w:r>
@@ -377,10 +405,7 @@
         <w:t>thông báo để đồng chí (hoặc ông /bà) biết./.</w:t>
       </w:r>
     </w:p>
-    <w:p>
-      <w:bookmarkStart w:id="0" w:name="_GoBack"/>
-      <w:bookmarkEnd w:id="0"/>
-    </w:p>
+    <w:p/>
     <w:sectPr>
       <w:pgSz w:w="11906" w:h="16838" w:code="9"/>
       <w:pgMar w:top="1418" w:right="1418" w:bottom="1418" w:left="1985" w:header="720" w:footer="720" w:gutter="0"/>
